--- a/geauxplans-backend/data/templates/SpouseHCD.docx
+++ b/geauxplans-backend/data/templates/SpouseHCD.docx
@@ -5583,14 +5583,24 @@
     <w:r>
       <w:sym w:font="WP Phonetic" w:char="F020"/>
     </w:r>
-    <w:fldSimple w:instr=" SECTIONPAGES  \* Arabic  \* MERGEFORMAT ">
-      <w:r>
-        <w:rPr>
-          <w:noProof/>
-        </w:rPr>
-        <w:t>5</w:t>
-      </w:r>
-    </w:fldSimple>
+    <w:r>
+      <w:fldChar w:fldCharType="begin"/>
+    </w:r>
+    <w:r>
+      <w:instrText xml:space="preserve"> SECTIONPAGES  \* Arabic  \* MERGEFORMAT </w:instrText>
+    </w:r>
+    <w:r>
+      <w:fldChar w:fldCharType="separate"/>
+    </w:r>
+    <w:r>
+      <w:rPr>
+        <w:noProof/>
+      </w:rPr>
+      <w:t>5</w:t>
+    </w:r>
+    <w:r>
+      <w:fldChar w:fldCharType="end"/>
+    </w:r>
   </w:p>
 </w:ftr>
 </file>
